--- a/backend/data/corpus/DOC-20240909-152.docx
+++ b/backend/data/corpus/DOC-20240909-152.docx
@@ -63,7 +63,7 @@
           <w:b/>
           <w:sz w:val="21"/>
         </w:rPr>
-        <w:t>Wilhelmina Eastmond, MD, Fox Hollow Neurology Partners, Tucson, AZ (RSM)</w:t>
+        <w:t>Saoirse Norrington, MD, Lakeshore Neurological Care Center, Akron, OH (AR)</w:t>
       </w:r>
     </w:p>
     <w:p>
@@ -71,7 +71,7 @@
         <w:rPr>
           <w:sz w:val="21"/>
         </w:rPr>
-        <w:t>&gt; Stopped by in the workroom for full convo.</w:t>
+        <w:t>&gt; Stopped by between clinic blocks for brief convo.</w:t>
       </w:r>
     </w:p>
     <w:p>
@@ -79,7 +79,7 @@
         <w:rPr>
           <w:sz w:val="21"/>
         </w:rPr>
-        <w:t>&gt; Referral patterns into this clinic have changed, and the surgical workup list is bigger share than it was.</w:t>
+        <w:t>&gt; Mentioned session summary from colleague but did not raise any specific finding.</w:t>
       </w:r>
     </w:p>
     <w:p>
@@ -87,15 +87,7 @@
         <w:rPr>
           <w:sz w:val="21"/>
         </w:rPr>
-        <w:t>&gt; Talked through older half of panel in general terms, without any specific case.</w:t>
-      </w:r>
-    </w:p>
-    <w:p>
-      <w:r>
-        <w:rPr>
-          <w:sz w:val="21"/>
-        </w:rPr>
-        <w:t>&gt; The appeals process takes longer than the clinical decision, which came up as a general frustration.</w:t>
+        <w:t>&gt; Left it at that, with follow-up appt to be scheduled.</w:t>
       </w:r>
     </w:p>
     <w:p>
@@ -111,7 +103,7 @@
           <w:b/>
           <w:sz w:val="21"/>
         </w:rPr>
-        <w:t>Rosalind Dellacroix, MD, Lakeshore Neurological Care Center, Fort Wayne, IN (RSM)</w:t>
+        <w:t>Dagmar Harkness, MD, Bluestem Comprehensive Epilepsy Clinic, Savannah, GA (RSM)</w:t>
       </w:r>
     </w:p>
     <w:p>
@@ -119,7 +111,7 @@
         <w:rPr>
           <w:sz w:val="21"/>
         </w:rPr>
-        <w:t>&gt; Asked whether I would be at meeting later this year.</w:t>
+        <w:t>&gt; Caught a half-hour window in corridor between patients.</w:t>
       </w:r>
     </w:p>
     <w:p>
@@ -127,7 +119,247 @@
         <w:rPr>
           <w:sz w:val="21"/>
         </w:rPr>
-        <w:t>&gt; Spent some time on the pediatric-to-adult transfers and how workup decisions get sequenced.</w:t>
+        <w:t>&gt; Talked through the surgical workup list in general terms, without any specific case.</w:t>
+      </w:r>
+    </w:p>
+    <w:p>
+      <w:r>
+        <w:rPr>
+          <w:sz w:val="21"/>
+        </w:rPr>
+        <w:t>&gt; Benefit verification is step that most often delays start here.</w:t>
+      </w:r>
+    </w:p>
+    <w:p>
+      <w:r>
+        <w:rPr>
+          <w:sz w:val="21"/>
+        </w:rPr>
+      </w:r>
+    </w:p>
+    <w:p>
+      <w:r>
+        <w:rPr>
+          <w:b/>
+          <w:sz w:val="21"/>
+        </w:rPr>
+        <w:t>Quentin Lammermoor, MD, Riverstone Comprehensive Epilepsy Clinic, Boise, ID (AR)</w:t>
+      </w:r>
+    </w:p>
+    <w:p>
+      <w:r>
+        <w:rPr>
+          <w:sz w:val="21"/>
+        </w:rPr>
+        <w:t>&gt; Noted that coverage paperwork is handled by one person here and that this is not specific to any one product.</w:t>
+      </w:r>
+    </w:p>
+    <w:p>
+      <w:r>
+        <w:rPr>
+          <w:sz w:val="21"/>
+        </w:rPr>
+        <w:t>&gt; Closed there — nothing actionable this visit.</w:t>
+      </w:r>
+    </w:p>
+    <w:p>
+      <w:r>
+        <w:rPr>
+          <w:sz w:val="21"/>
+        </w:rPr>
+        <w:t>&gt; Referenced review that circulated on service in passing.</w:t>
+      </w:r>
+    </w:p>
+    <w:p>
+      <w:r>
+        <w:rPr>
+          <w:sz w:val="21"/>
+        </w:rPr>
+        <w:t>&gt; Asked about my travel schedule, since visits keep landing on the busiest clinic days.</w:t>
+      </w:r>
+    </w:p>
+    <w:p>
+      <w:r>
+        <w:rPr>
+          <w:sz w:val="21"/>
+        </w:rPr>
+        <w:t>&gt; Described how the older half of the panel is triaged now compared with before.</w:t>
+      </w:r>
+    </w:p>
+    <w:p>
+      <w:r>
+        <w:rPr>
+          <w:sz w:val="21"/>
+        </w:rPr>
+      </w:r>
+    </w:p>
+    <w:p>
+      <w:r>
+        <w:rPr>
+          <w:b/>
+          <w:sz w:val="21"/>
+        </w:rPr>
+        <w:t>Ulrike Oakhurst, MD, Lakeshore Neurological Care Center, Provo, UT (RSM)</w:t>
+      </w:r>
+    </w:p>
+    <w:p>
+      <w:r>
+        <w:rPr>
+          <w:sz w:val="21"/>
+        </w:rPr>
+        <w:t>&gt; Most of discussion was about phone triage line, which is being piloted this quarter.</w:t>
+      </w:r>
+    </w:p>
+    <w:p>
+      <w:r>
+        <w:rPr>
+          <w:sz w:val="21"/>
+        </w:rPr>
+        <w:t>&gt; Mostly small talk about teh program and the venue.</w:t>
+      </w:r>
+    </w:p>
+    <w:p>
+      <w:r>
+        <w:rPr>
+          <w:sz w:val="21"/>
+        </w:rPr>
+        <w:t>&gt; Onboarding front-desk coordinator is current preoccupation here.</w:t>
+      </w:r>
+    </w:p>
+    <w:p>
+      <w:r>
+        <w:rPr>
+          <w:sz w:val="21"/>
+        </w:rPr>
+        <w:t>&gt; Monitoring intervals during titration are set by clinic routine here rather than by protocol.</w:t>
+      </w:r>
+    </w:p>
+    <w:p>
+      <w:r>
+        <w:rPr>
+          <w:sz w:val="21"/>
+        </w:rPr>
+      </w:r>
+    </w:p>
+    <w:p>
+      <w:r>
+        <w:rPr>
+          <w:b/>
+          <w:sz w:val="21"/>
+        </w:rPr>
+        <w:t>Lukas Brannigan, MD, Vantage Park Regional Epilepsy Program, Grand Rapids, MI (RSM)</w:t>
+      </w:r>
+    </w:p>
+    <w:p>
+      <w:r>
+        <w:rPr>
+          <w:sz w:val="21"/>
+        </w:rPr>
+        <w:t>&gt; Titration habits came up in general terms; no specifics were discussed and none were offered.</w:t>
+      </w:r>
+    </w:p>
+    <w:p>
+      <w:r>
+        <w:rPr>
+          <w:sz w:val="21"/>
+        </w:rPr>
+        <w:t>&gt; The composition of long-standing patients has shifted over the last year or two.</w:t>
+      </w:r>
+    </w:p>
+    <w:p>
+      <w:r>
+        <w:rPr>
+          <w:sz w:val="21"/>
+        </w:rPr>
+        <w:t>&gt; Benefit verification is the step that most often delays start here.</w:t>
+      </w:r>
+    </w:p>
+    <w:p>
+      <w:r>
+        <w:rPr>
+          <w:sz w:val="21"/>
+        </w:rPr>
+        <w:t>&gt; Agreed to reconnect at follow-up appointment; no materials requested.</w:t>
+      </w:r>
+    </w:p>
+    <w:p>
+      <w:r>
+        <w:rPr>
+          <w:sz w:val="21"/>
+        </w:rPr>
+      </w:r>
+    </w:p>
+    <w:p>
+      <w:r>
+        <w:rPr>
+          <w:b/>
+          <w:sz w:val="21"/>
+        </w:rPr>
+        <w:t>Yannick Harkness, MD, Granite Bay Epilepsy Center, Hartford, CT (RSM)</w:t>
+      </w:r>
+    </w:p>
+    <w:p>
+      <w:r>
+        <w:rPr>
+          <w:sz w:val="21"/>
+        </w:rPr>
+        <w:t>&gt; Titration habits came up in general terms; no specifics were discussed and none were offered.</w:t>
+      </w:r>
+    </w:p>
+    <w:p>
+      <w:r>
+        <w:rPr>
+          <w:sz w:val="21"/>
+        </w:rPr>
+        <w:t>&gt; Compared notes on which sessions were worth the time.</w:t>
+      </w:r>
+    </w:p>
+    <w:p>
+      <w:r>
+        <w:rPr>
+          <w:sz w:val="21"/>
+        </w:rPr>
+        <w:t>&gt; Asked whether I had seen a case series someone forwarded; I had not, and offered nothing in return.</w:t>
+      </w:r>
+    </w:p>
+    <w:p>
+      <w:r>
+        <w:rPr>
+          <w:sz w:val="21"/>
+        </w:rPr>
+      </w:r>
+    </w:p>
+    <w:p>
+      <w:r>
+        <w:rPr>
+          <w:b/>
+          <w:sz w:val="21"/>
+        </w:rPr>
+        <w:t>Hadley Ivanetti, MD, Highmoor Health Neurology, Scranton, PA (RSM)</w:t>
+      </w:r>
+    </w:p>
+    <w:p>
+      <w:r>
+        <w:rPr>
+          <w:sz w:val="21"/>
+        </w:rPr>
+        <w:t>&gt; An unexpectedly long meeting in conference room, first one this quarter.</w:t>
+      </w:r>
+    </w:p>
+    <w:p>
+      <w:r>
+        <w:rPr>
+          <w:sz w:val="21"/>
+        </w:rPr>
+        <w:t>&gt; Asked whether I would be at the meeting later this year.</w:t>
+      </w:r>
+    </w:p>
+    <w:p>
+      <w:r>
+        <w:rPr>
+          <w:sz w:val="21"/>
+        </w:rPr>
+        <w:t>&gt; Agreed to reconnect at f/u appt; nothing that needed f/u.</w:t>
       </w:r>
     </w:p>
     <w:p>
@@ -143,15 +375,7 @@
         <w:rPr>
           <w:sz w:val="21"/>
         </w:rPr>
-        <w:t>&gt; Onboarding the clinic pharmacist is the current preoccupation here.</w:t>
-      </w:r>
-    </w:p>
-    <w:p>
-      <w:r>
-        <w:rPr>
-          <w:sz w:val="21"/>
-        </w:rPr>
-        <w:t>&gt; Mentioned a guideline update discussed at journal club but did not raise any specific finding.</w:t>
+        <w:t>&gt; Onboarding clinic pharmacist is current preoccupation here.</w:t>
       </w:r>
     </w:p>
     <w:p>
@@ -167,7 +391,7 @@
           <w:b/>
           <w:sz w:val="21"/>
         </w:rPr>
-        <w:t>Renata Hollingsworth, MD, Silver Creek Medical Group, Peoria, IL (AR)</w:t>
+        <w:t>Gaspar Ostrander, MD, Riverstone Comprehensive Epilepsy Clinic, Burlington, VT (RSM)</w:t>
       </w:r>
     </w:p>
     <w:p>
@@ -175,7 +399,7 @@
         <w:rPr>
           <w:sz w:val="21"/>
         </w:rPr>
-        <w:t>&gt; Compared notes on which sessions were worth time.</w:t>
+        <w:t>&gt; A full conversation in corridor, mostly logistics.</w:t>
       </w:r>
     </w:p>
     <w:p>
@@ -183,7 +407,7 @@
         <w:rPr>
           <w:sz w:val="21"/>
         </w:rPr>
-        <w:t>&gt; Monitoring intervals during titration are set by clinic routine here rather than by protocol.</w:t>
+        <w:t>&gt; Asked about my travel schedule, since visits keep landing on the busiest clinic days.</w:t>
       </w:r>
     </w:p>
     <w:p>
@@ -191,7 +415,7 @@
         <w:rPr>
           <w:sz w:val="21"/>
         </w:rPr>
-        <w:t>&gt; Routine f/u slots keeps slipping since teh summer, which shapes how much time there is for anything else.</w:t>
+        <w:t>&gt; Talked through newly referred pts in general terms, without any specific case.</w:t>
       </w:r>
     </w:p>
     <w:p>
@@ -207,7 +431,7 @@
           <w:b/>
           <w:sz w:val="21"/>
         </w:rPr>
-        <w:t>Eamon Quintrell, MD, Fox Hollow Neurology Partners, Des Moines, IA (RSM)</w:t>
+        <w:t>Rohan Vasquez-Lund, MD, Ember Lake Medical Group, Omaha, NE (RSM)</w:t>
       </w:r>
     </w:p>
     <w:p>
@@ -215,7 +439,7 @@
         <w:rPr>
           <w:sz w:val="21"/>
         </w:rPr>
-        <w:t>&gt; Stopped by over a quick coffee for a fragmented convo.</w:t>
+        <w:t>&gt; Referenced review that circulated on the service in passing.</w:t>
       </w:r>
     </w:p>
     <w:p>
@@ -223,7 +447,7 @@
         <w:rPr>
           <w:sz w:val="21"/>
         </w:rPr>
-        <w:t>&gt; Onboarding the clinic pharmacist is the current preoccupation here.</w:t>
+        <w:t>&gt; Titration scheduling is handled by nursing staff, which practice finds workable.</w:t>
       </w:r>
     </w:p>
     <w:p>
@@ -231,7 +455,15 @@
         <w:rPr>
           <w:sz w:val="21"/>
         </w:rPr>
-        <w:t>&gt; Left it at that, with a call later this month to be scheduled.</w:t>
+        <w:t>&gt; Agreed to reconnect at a call later this month; no specific request.</w:t>
+      </w:r>
+    </w:p>
+    <w:p>
+      <w:r>
+        <w:rPr>
+          <w:sz w:val="21"/>
+        </w:rPr>
+        <w:t>&gt; Noted that benefit checks takes longer than clinical decision and that this is not specific to any one product.</w:t>
       </w:r>
     </w:p>
     <w:p>
@@ -247,7 +479,7 @@
           <w:b/>
           <w:sz w:val="21"/>
         </w:rPr>
-        <w:t>Dagmar Nashwood, MD, Harborlight Epilepsy Center, Portland, ME (RSM)</w:t>
+        <w:t>Josefina Silverthorne, MD, Ember Lake Medical Group, Des Moines, IA (AR)</w:t>
       </w:r>
     </w:p>
     <w:p>
@@ -255,7 +487,7 @@
         <w:rPr>
           <w:sz w:val="21"/>
         </w:rPr>
-        <w:t>&gt; Caught a productive window at nurses' station between patients.</w:t>
+        <w:t>&gt; Stopped by in back office for full conversation.</w:t>
       </w:r>
     </w:p>
     <w:p>
@@ -263,7 +495,7 @@
         <w:rPr>
           <w:sz w:val="21"/>
         </w:rPr>
-        <w:t>&gt; Closed there — no product discussion.</w:t>
+        <w:t>&gt; No materials requested this time. Asked about safety and confirmed nothing to report.</w:t>
       </w:r>
     </w:p>
     <w:p>
@@ -271,7 +503,7 @@
         <w:rPr>
           <w:sz w:val="21"/>
         </w:rPr>
-        <w:t>&gt; Compared notes on which sessions were worth the time.</w:t>
+        <w:t>&gt; The composition of surgical workup list has shifted over last year or two.</w:t>
       </w:r>
     </w:p>
     <w:p>
@@ -279,239 +511,7 @@
         <w:rPr>
           <w:sz w:val="21"/>
         </w:rPr>
-      </w:r>
-    </w:p>
-    <w:p>
-      <w:r>
-        <w:rPr>
-          <w:b/>
-          <w:sz w:val="21"/>
-        </w:rPr>
-        <w:t>Yannick Thistlewood, MD, Thornfield Regional Epilepsy Program, Wichita, KS (RSM)</w:t>
-      </w:r>
-    </w:p>
-    <w:p>
-      <w:r>
-        <w:rPr>
-          <w:sz w:val="21"/>
-        </w:rPr>
-        <w:t>&gt; A productive convo in the reading room, mostly logistics.</w:t>
-      </w:r>
-    </w:p>
-    <w:p>
-      <w:r>
-        <w:rPr>
-          <w:sz w:val="21"/>
-        </w:rPr>
-        <w:t>&gt; Titration scheduling is handled by nursing staff, which the practice finds workable.</w:t>
-      </w:r>
-    </w:p>
-    <w:p>
-      <w:r>
-        <w:rPr>
-          <w:sz w:val="21"/>
-        </w:rPr>
-        <w:t>&gt; The practice lost epilepsy fellow and has not backfilled, so referral queue keeps slipping.</w:t>
-      </w:r>
-    </w:p>
-    <w:p>
-      <w:r>
-        <w:rPr>
-          <w:sz w:val="21"/>
-        </w:rPr>
-      </w:r>
-    </w:p>
-    <w:p>
-      <w:r>
-        <w:rPr>
-          <w:b/>
-          <w:sz w:val="21"/>
-        </w:rPr>
-        <w:t>Darius Prendergast, MD, Quarry Hill Epilepsy Center, Duluth, MN (RSM)</w:t>
-      </w:r>
-    </w:p>
-    <w:p>
-      <w:r>
-        <w:rPr>
-          <w:sz w:val="21"/>
-        </w:rPr>
-        <w:t>&gt; No product discussion this time. Asked about safety and confirmed nothing to report.</w:t>
-      </w:r>
-    </w:p>
-    <w:p>
-      <w:r>
-        <w:rPr>
-          <w:sz w:val="21"/>
-        </w:rPr>
-        <w:t>&gt; The travel schedule this year came up, and little else.</w:t>
-      </w:r>
-    </w:p>
-    <w:p>
-      <w:r>
-        <w:rPr>
-          <w:sz w:val="21"/>
-        </w:rPr>
-        <w:t>&gt; Benefit verification is step that most often delays start here.</w:t>
-      </w:r>
-    </w:p>
-    <w:p>
-      <w:r>
-        <w:rPr>
-          <w:sz w:val="21"/>
-        </w:rPr>
-        <w:t>&gt; Asked about my travel schedule, since visits keep landing on busiest clinic days.</w:t>
-      </w:r>
-    </w:p>
-    <w:p>
-      <w:r>
-        <w:rPr>
-          <w:sz w:val="21"/>
-        </w:rPr>
-        <w:t>&gt; The composition of the surgical workup list has shifted over the last year or two.</w:t>
-      </w:r>
-    </w:p>
-    <w:p>
-      <w:r>
-        <w:rPr>
-          <w:sz w:val="21"/>
-        </w:rPr>
-      </w:r>
-    </w:p>
-    <w:p>
-      <w:r>
-        <w:rPr>
-          <w:b/>
-          <w:sz w:val="21"/>
-        </w:rPr>
-        <w:t>Felicity Oyelaran, MD, Saltmarsh Neurological Care Center, Peoria, IL (RSM)</w:t>
-      </w:r>
-    </w:p>
-    <w:p>
-      <w:r>
-        <w:rPr>
-          <w:sz w:val="21"/>
-        </w:rPr>
-        <w:t>&gt; Caught half-hour window in the shared office between pts.</w:t>
-      </w:r>
-    </w:p>
-    <w:p>
-      <w:r>
-        <w:rPr>
-          <w:sz w:val="21"/>
-        </w:rPr>
-        <w:t>&gt; Onboarding the clinic pharmacist is the current preoccupation here.</w:t>
-      </w:r>
-    </w:p>
-    <w:p>
-      <w:r>
-        <w:rPr>
-          <w:sz w:val="21"/>
-        </w:rPr>
-        <w:t>&gt; The practice lost rotating resident and has not backfilled, so the new-patient backlog has stretched out.</w:t>
-      </w:r>
-    </w:p>
-    <w:p>
-      <w:r>
-        <w:rPr>
-          <w:sz w:val="21"/>
-        </w:rPr>
-        <w:t>&gt; Spent some time on pediatric-to-adult transfers and how workup decisions get sequenced.</w:t>
-      </w:r>
-    </w:p>
-    <w:p>
-      <w:r>
-        <w:rPr>
-          <w:sz w:val="21"/>
-        </w:rPr>
-        <w:t>&gt; Coverage paperwork has improved somewhat, which came up as general frustration.</w:t>
-      </w:r>
-    </w:p>
-    <w:p>
-      <w:r>
-        <w:rPr>
-          <w:sz w:val="21"/>
-        </w:rPr>
-      </w:r>
-    </w:p>
-    <w:p>
-      <w:r>
-        <w:rPr>
-          <w:b/>
-          <w:sz w:val="21"/>
-        </w:rPr>
-        <w:t>Ilse Norrington, MD, Ironwood Neurology Associates, Spokane, WA (RSM)</w:t>
-      </w:r>
-    </w:p>
-    <w:p>
-      <w:r>
-        <w:rPr>
-          <w:sz w:val="21"/>
-        </w:rPr>
-        <w:t>&gt; Stopped by in shared office for a fragmented conversation.</w:t>
-      </w:r>
-    </w:p>
-    <w:p>
-      <w:r>
-        <w:rPr>
-          <w:sz w:val="21"/>
-        </w:rPr>
-        <w:t>&gt; The travel schedule this year came up, and little else.</w:t>
-      </w:r>
-    </w:p>
-    <w:p>
-      <w:r>
-        <w:rPr>
-          <w:sz w:val="21"/>
-        </w:rPr>
-        <w:t>&gt; Talked through newly referred pts in general terms, without any specific case.</w:t>
-      </w:r>
-    </w:p>
-    <w:p>
-      <w:r>
-        <w:rPr>
-          <w:sz w:val="21"/>
-        </w:rPr>
-        <w:t>&gt; Spent some time on surgical workup list and how workup decisions get sequenced.</w:t>
-      </w:r>
-    </w:p>
-    <w:p>
-      <w:r>
-        <w:rPr>
-          <w:sz w:val="21"/>
-        </w:rPr>
-      </w:r>
-    </w:p>
-    <w:p>
-      <w:r>
-        <w:rPr>
-          <w:b/>
-          <w:sz w:val="21"/>
-        </w:rPr>
-        <w:t>Zubin Cavanaugh, MD, Palmetto Neurology Institute, Spokane, WA (RSM)</w:t>
-      </w:r>
-    </w:p>
-    <w:p>
-      <w:r>
-        <w:rPr>
-          <w:sz w:val="21"/>
-        </w:rPr>
-        <w:t>&gt; Noted that appeals process has improved somewhat and that this is not specific to any one product.</w:t>
-      </w:r>
-    </w:p>
-    <w:p>
-      <w:r>
-        <w:rPr>
-          <w:sz w:val="21"/>
-        </w:rPr>
-        <w:t>&gt; The composition of the surgical workup list has shifted over the last year or two.</w:t>
-      </w:r>
-    </w:p>
-    <w:p>
-      <w:r>
-        <w:rPr>
-          <w:sz w:val="21"/>
-        </w:rPr>
-        <w:t>&gt; Mentioned a session summary from a colleague but did not raise any specific finding.</w:t>
+        <w:t>&gt; Most of the discussion was about the prior-authorization workflow, which has not settled.</w:t>
       </w:r>
     </w:p>
     <w:p>
